--- a/docassemble/AKA2JBranding/data/templates/standing_order_content.docx
+++ b/docassemble/AKA2JBranding/data/templates/standing_order_content.docx
@@ -14,9 +14,18 @@
     <w:p>
       <w:pPr>
         <w:pStyle w:val="Body"/>
-      </w:pPr>
-      <w:r>
-        <w:t xml:space="preserve">When your case was opened, the court issued an order, called a </w:t>
+        <w:rPr>
+          <w:b/>
+        </w:rPr>
+      </w:pPr>
+      <w:r>
+        <w:t xml:space="preserve">When your case was opened, the court issued an order, </w:t>
+      </w:r>
+      <w:r>
+        <w:t xml:space="preserve">usually </w:t>
+      </w:r>
+      <w:r>
+        <w:t xml:space="preserve">called a </w:t>
       </w:r>
       <w:r>
         <w:rPr>
@@ -26,53 +35,32 @@
       </w:r>
       <w:r>
         <w:rPr>
-          <w:bCs/>
+          <w:b/>
         </w:rPr>
         <w:t>.</w:t>
       </w:r>
-      <w:r>
-        <w:rPr>
-          <w:color w:val="FFC000"/>
-        </w:rPr>
-        <w:t>{% if user_need == 'change divorce order' %}</w:t>
-      </w:r>
     </w:p>
     <w:p>
       <w:pPr>
         <w:pStyle w:val="Body"/>
       </w:pPr>
       <w:r>
-        <w:t>The court expects both spouses to follow it.</w:t>
-      </w:r>
-      <w:r>
         <w:rPr>
-          <w:color w:val="FFC000"/>
+          <w:color w:val="FF0000"/>
         </w:rPr>
         <w:t>{%</w:t>
       </w:r>
       <w:r>
         <w:rPr>
-          <w:color w:val="FFC000"/>
+          <w:color w:val="FF0000"/>
         </w:rPr>
-        <w:t xml:space="preserve"> </w:t>
+        <w:t>p</w:t>
       </w:r>
       <w:r>
         <w:rPr>
-          <w:color w:val="FFC000"/>
+          <w:color w:val="FF0000"/>
         </w:rPr>
-        <w:t>else</w:t>
-      </w:r>
-      <w:r>
-        <w:rPr>
-          <w:color w:val="FFC000"/>
-        </w:rPr>
-        <w:t xml:space="preserve"> </w:t>
-      </w:r>
-      <w:r>
-        <w:rPr>
-          <w:color w:val="FFC000"/>
-        </w:rPr>
-        <w:t>%}</w:t>
+        <w:t xml:space="preserve"> if user_need == 'change divorce order' %}</w:t>
       </w:r>
     </w:p>
     <w:p>
@@ -80,37 +68,73 @@
         <w:pStyle w:val="Body"/>
       </w:pPr>
       <w:r>
-        <w:t>The court expects both parents to follow it.</w:t>
-      </w:r>
+        <w:t xml:space="preserve">The court expects both spouses to follow </w:t>
+      </w:r>
+      <w:r>
+        <w:t>the order</w:t>
+      </w:r>
+      <w:r>
+        <w:t>.</w:t>
+      </w:r>
+    </w:p>
+    <w:p>
+      <w:pPr>
+        <w:pStyle w:val="Body"/>
+      </w:pPr>
       <w:r>
         <w:rPr>
-          <w:color w:val="FFC000"/>
+          <w:color w:val="FF0000"/>
         </w:rPr>
         <w:t>{%</w:t>
       </w:r>
       <w:r>
         <w:rPr>
-          <w:color w:val="FFC000"/>
+          <w:color w:val="FF0000"/>
         </w:rPr>
-        <w:t xml:space="preserve"> </w:t>
+        <w:t>p</w:t>
       </w:r>
       <w:r>
         <w:rPr>
-          <w:color w:val="FFC000"/>
+          <w:color w:val="FF0000"/>
         </w:rPr>
-        <w:t>endif</w:t>
-      </w:r>
+        <w:t xml:space="preserve"> else %}</w:t>
+      </w:r>
+    </w:p>
+    <w:p>
+      <w:pPr>
+        <w:pStyle w:val="Body"/>
+      </w:pPr>
+      <w:r>
+        <w:t xml:space="preserve">The court expects both parents to follow </w:t>
+      </w:r>
+      <w:r>
+        <w:t>the order</w:t>
+      </w:r>
+      <w:r>
+        <w:t>.</w:t>
+      </w:r>
+    </w:p>
+    <w:p>
+      <w:pPr>
+        <w:pStyle w:val="Body"/>
+      </w:pPr>
       <w:r>
         <w:rPr>
-          <w:color w:val="FFC000"/>
+          <w:color w:val="FF0000"/>
         </w:rPr>
-        <w:t xml:space="preserve"> </w:t>
+        <w:t>{%</w:t>
       </w:r>
       <w:r>
         <w:rPr>
-          <w:color w:val="FFC000"/>
+          <w:color w:val="FF0000"/>
         </w:rPr>
-        <w:t>%}</w:t>
+        <w:t>p</w:t>
+      </w:r>
+      <w:r>
+        <w:rPr>
+          <w:color w:val="FF0000"/>
+        </w:rPr>
+        <w:t xml:space="preserve"> endif %}</w:t>
       </w:r>
     </w:p>
     <w:p>
@@ -186,95 +210,16 @@
       <w:r>
         <w:t xml:space="preserve"> says parents cannot remove the children from Alaska during the case.</w:t>
       </w:r>
+    </w:p>
+    <w:p>
+      <w:pPr>
+        <w:pStyle w:val="Body"/>
+      </w:pPr>
       <w:r>
         <w:rPr>
-          <w:color w:val="92D050"/>
+          <w:color w:val="FF0000"/>
         </w:rPr>
-        <w:t>{%</w:t>
-      </w:r>
-      <w:r>
-        <w:rPr>
-          <w:color w:val="92D050"/>
-        </w:rPr>
-        <w:t xml:space="preserve"> </w:t>
-      </w:r>
-      <w:r>
-        <w:rPr>
-          <w:color w:val="92D050"/>
-        </w:rPr>
-        <w:t>if</w:t>
-      </w:r>
-      <w:r>
-        <w:rPr>
-          <w:color w:val="92D050"/>
-        </w:rPr>
-        <w:t xml:space="preserve"> </w:t>
-      </w:r>
-      <w:r>
-        <w:rPr>
-          <w:color w:val="92D050"/>
-        </w:rPr>
-        <w:t>user_need</w:t>
-      </w:r>
-      <w:r>
-        <w:rPr>
-          <w:color w:val="92D050"/>
-        </w:rPr>
-        <w:t xml:space="preserve"> </w:t>
-      </w:r>
-      <w:r>
-        <w:rPr>
-          <w:color w:val="92D050"/>
-        </w:rPr>
-        <w:t>==</w:t>
-      </w:r>
-      <w:r>
-        <w:rPr>
-          <w:color w:val="92D050"/>
-        </w:rPr>
-        <w:t xml:space="preserve"> </w:t>
-      </w:r>
-      <w:r>
-        <w:rPr>
-          <w:color w:val="92D050"/>
-        </w:rPr>
-        <w:t>'change</w:t>
-      </w:r>
-      <w:r>
-        <w:rPr>
-          <w:color w:val="92D050"/>
-        </w:rPr>
-        <w:t xml:space="preserve"> </w:t>
-      </w:r>
-      <w:r>
-        <w:rPr>
-          <w:color w:val="92D050"/>
-        </w:rPr>
-        <w:t>divorce</w:t>
-      </w:r>
-      <w:r>
-        <w:rPr>
-          <w:color w:val="92D050"/>
-        </w:rPr>
-        <w:t xml:space="preserve"> </w:t>
-      </w:r>
-      <w:r>
-        <w:rPr>
-          <w:color w:val="92D050"/>
-        </w:rPr>
-        <w:t>order'</w:t>
-      </w:r>
-      <w:r>
-        <w:rPr>
-          <w:color w:val="92D050"/>
-        </w:rPr>
-        <w:t xml:space="preserve"> </w:t>
-      </w:r>
-      <w:r>
-        <w:rPr>
-          <w:color w:val="92D050"/>
-        </w:rPr>
-        <w:t>%}</w:t>
+        <w:t>{% if user_need == 'change divorce order' %}</w:t>
       </w:r>
     </w:p>
     <w:p>
@@ -339,36 +284,21 @@
       </w:pPr>
       <w:r>
         <w:rPr>
-          <w:color w:val="92D050"/>
+          <w:color w:val="FF0000"/>
         </w:rPr>
         <w:t>{%</w:t>
       </w:r>
       <w:r>
         <w:rPr>
-          <w:color w:val="92D050"/>
+          <w:color w:val="FF0000"/>
         </w:rPr>
-        <w:t xml:space="preserve"> </w:t>
+        <w:t>p</w:t>
       </w:r>
       <w:r>
         <w:rPr>
-          <w:color w:val="92D050"/>
+          <w:color w:val="FF0000"/>
         </w:rPr>
-        <w:t>endif</w:t>
-      </w:r>
-      <w:r>
-        <w:rPr>
-          <w:color w:val="92D050"/>
-        </w:rPr>
-        <w:t xml:space="preserve"> </w:t>
-      </w:r>
-      <w:r>
-        <w:rPr>
-          <w:color w:val="92D050"/>
-        </w:rPr>
-        <w:t>%}</w:t>
-      </w:r>
-      <w:r>
-        <w:t>If you want to do something different from what the order allows, you can ask your spouse to agree to it.</w:t>
+        <w:t xml:space="preserve"> endif %}</w:t>
       </w:r>
     </w:p>
     <w:p>
@@ -376,7 +306,30 @@
         <w:pStyle w:val="Body"/>
       </w:pPr>
       <w:r>
-        <w:t>If they do not agree, you can ask the court to change one of the orders by filing a "motion."</w:t>
+        <w:t xml:space="preserve">If you want to do something different from what the order allows, you can ask </w:t>
+      </w:r>
+      <w:r>
+        <w:t>{</w:t>
+      </w:r>
+      <w:r>
+        <w:t>{other_party_in_case}</w:t>
+      </w:r>
+      <w:r>
+        <w:t>}</w:t>
+      </w:r>
+      <w:r>
+        <w:t xml:space="preserve"> </w:t>
+      </w:r>
+      <w:r>
+        <w:t>to agree to it.</w:t>
+      </w:r>
+    </w:p>
+    <w:p>
+      <w:pPr>
+        <w:pStyle w:val="Body"/>
+      </w:pPr>
+      <w:r>
+        <w:t>If they do not agree, you can ask the court to change the order by filing a "motion."</w:t>
       </w:r>
     </w:p>
     <w:sectPr>
